--- a/DataStructures/MaxHeap.docx
+++ b/DataStructures/MaxHeap.docx
@@ -40,6 +40,11 @@
         <w:t>Parent ≥ Children</w:t>
       </w:r>
     </w:p>
+    <w:p>
+      <w:r>
+        <w:t>Stored as array.</w:t>
+      </w:r>
+    </w:p>
     <w:p/>
     <w:p>
       <w:r>
@@ -48,6 +53,9 @@
     </w:p>
     <w:p>
       <w:r>
+        <w:rPr>
+          <w:noProof/>
+        </w:rPr>
         <w:drawing>
           <wp:inline distT="0" distB="0" distL="0" distR="0" wp14:anchorId="64C13815" wp14:editId="3AB1CCCC">
             <wp:extent cx="5731510" cy="998855"/>
@@ -134,6 +142,9 @@
     </w:p>
     <w:p>
       <w:r>
+        <w:rPr>
+          <w:noProof/>
+        </w:rPr>
         <w:drawing>
           <wp:inline distT="0" distB="0" distL="0" distR="0" wp14:anchorId="77A63562" wp14:editId="3898288B">
             <wp:extent cx="5731510" cy="1590040"/>
@@ -785,6 +796,7 @@
   <w:style w:type="character" w:default="1" w:styleId="DefaultParagraphFont">
     <w:name w:val="Default Paragraph Font"/>
     <w:uiPriority w:val="1"/>
+    <w:semiHidden/>
     <w:unhideWhenUsed/>
   </w:style>
   <w:style w:type="table" w:default="1" w:styleId="TableNormal">
